--- a/CRUDEX/report_template.docx
+++ b/CRUDEX/report_template.docx
@@ -4,12 +4,96 @@
   <w:body>
     <w:p>
       <w:r>
-        <w:t>Customer: &lt;CustomerName&gt;</w:t>
+        <w:rPr>
+          <w:noProof/>
+        </w:rPr>
+        <w:t>&lt;</w:t>
+      </w:r>
+      <w:r>
+        <w:rPr>
+          <w:noProof/>
+        </w:rPr>
+        <w:t>L</w:t>
+      </w:r>
+      <w:r>
+        <w:rPr>
+          <w:noProof/>
+        </w:rPr>
+        <w:t>ogo&gt;</w:t>
+      </w:r>
+    </w:p>
+    <w:p>
+      <w:pPr>
+        <w:rPr>
+          <w:b/>
+          <w:bCs/>
+        </w:rPr>
+      </w:pPr>
+    </w:p>
+    <w:p>
+      <w:pPr>
+        <w:rPr>
+          <w:b/>
+          <w:bCs/>
+        </w:rPr>
+      </w:pPr>
+      <w:r>
+        <w:rPr>
+          <w:b/>
+          <w:bCs/>
+        </w:rPr>
+        <w:t>Customer</w:t>
+      </w:r>
+      <w:proofErr w:type="gramStart"/>
+      <w:r>
+        <w:rPr>
+          <w:b/>
+          <w:bCs/>
+        </w:rPr>
+        <w:t>:</w:t>
+      </w:r>
+      <w:r>
+        <w:rPr>
+          <w:b/>
+          <w:bCs/>
+        </w:rPr>
+        <w:t xml:space="preserve"> </w:t>
+      </w:r>
+      <w:r>
+        <w:rPr>
+          <w:b/>
+          <w:bCs/>
+        </w:rPr>
+        <w:t xml:space="preserve"> &lt;</w:t>
+      </w:r>
+      <w:proofErr w:type="spellStart"/>
+      <w:proofErr w:type="gramEnd"/>
+      <w:r>
+        <w:rPr>
+          <w:b/>
+          <w:bCs/>
+        </w:rPr>
+        <w:t>CustomerName</w:t>
+      </w:r>
+      <w:proofErr w:type="spellEnd"/>
+      <w:r>
+        <w:rPr>
+          <w:b/>
+          <w:bCs/>
+        </w:rPr>
+        <w:t>&gt;</w:t>
       </w:r>
     </w:p>
     <w:p>
       <w:r>
-        <w:t>Invoice Date: &lt;</w:t>
+        <w:rPr>
+          <w:b/>
+          <w:bCs/>
+        </w:rPr>
+        <w:t>Invoice Date</w:t>
+      </w:r>
+      <w:r>
+        <w:t>: &lt;</w:t>
       </w:r>
       <w:proofErr w:type="spellStart"/>
       <w:r>
@@ -38,7 +122,18 @@
             <w:tcW w:w="2926" w:type="dxa"/>
           </w:tcPr>
           <w:p>
+            <w:pPr>
+              <w:rPr>
+                <w:b/>
+                <w:bCs/>
+              </w:rPr>
+            </w:pPr>
             <w:r>
+              <w:rPr>
+                <w:b/>
+                <w:bCs/>
+                <w:highlight w:val="yellow"/>
+              </w:rPr>
               <w:t>Description</w:t>
             </w:r>
           </w:p>
@@ -48,7 +143,15 @@
             <w:tcW w:w="2927" w:type="dxa"/>
           </w:tcPr>
           <w:p>
+            <w:pPr>
+              <w:jc w:val="right"/>
+            </w:pPr>
             <w:r>
+              <w:rPr>
+                <w:b/>
+                <w:bCs/>
+                <w:color w:val="FF0000"/>
+              </w:rPr>
               <w:t>Quantity</w:t>
             </w:r>
           </w:p>
@@ -58,6 +161,13 @@
             <w:tcW w:w="2927" w:type="dxa"/>
           </w:tcPr>
           <w:p>
+            <w:pPr>
+              <w:jc w:val="right"/>
+              <w:rPr>
+                <w:b/>
+                <w:bCs/>
+              </w:rPr>
+            </w:pPr>
             <w:r>
               <w:t>Price</w:t>
             </w:r>
@@ -70,7 +180,21 @@
             <w:tcW w:w="2926" w:type="dxa"/>
           </w:tcPr>
           <w:p>
+            <w:pPr>
+              <w:rPr>
+                <w:b/>
+                <w:bCs/>
+                <w:i/>
+                <w:iCs/>
+              </w:rPr>
+            </w:pPr>
             <w:r>
+              <w:rPr>
+                <w:b/>
+                <w:bCs/>
+                <w:i/>
+                <w:iCs/>
+              </w:rPr>
               <w:t>&lt;Description&gt;</w:t>
             </w:r>
           </w:p>
@@ -80,6 +204,9 @@
             <w:tcW w:w="2927" w:type="dxa"/>
           </w:tcPr>
           <w:p>
+            <w:pPr>
+              <w:jc w:val="right"/>
+            </w:pPr>
             <w:r>
               <w:t>&lt;Quantity&gt;</w:t>
             </w:r>
@@ -90,6 +217,9 @@
             <w:tcW w:w="2927" w:type="dxa"/>
           </w:tcPr>
           <w:p>
+            <w:pPr>
+              <w:jc w:val="right"/>
+            </w:pPr>
             <w:r>
               <w:t>Price</w:t>
             </w:r>
@@ -125,6 +255,9 @@
             <w:tcW w:w="4390" w:type="dxa"/>
           </w:tcPr>
           <w:p>
+            <w:pPr>
+              <w:jc w:val="center"/>
+            </w:pPr>
             <w:r>
               <w:t>Value</w:t>
             </w:r>
@@ -147,6 +280,9 @@
             <w:tcW w:w="4390" w:type="dxa"/>
           </w:tcPr>
           <w:p>
+            <w:pPr>
+              <w:jc w:val="center"/>
+            </w:pPr>
             <w:r>
               <w:t>&lt;Value&gt;</w:t>
             </w:r>

--- a/CRUDEX/report_template.docx
+++ b/CRUDEX/report_template.docx
@@ -3,6 +3,9 @@
 <w:document xmlns:wpc="http://schemas.microsoft.com/office/word/2010/wordprocessingCanvas" xmlns:cx="http://schemas.microsoft.com/office/drawing/2014/chartex" xmlns:cx1="http://schemas.microsoft.com/office/drawing/2015/9/8/chartex" xmlns:cx2="http://schemas.microsoft.com/office/drawing/2015/10/21/chartex" xmlns:cx3="http://schemas.microsoft.com/office/drawing/2016/5/9/chartex" xmlns:cx4="http://schemas.microsoft.com/office/drawing/2016/5/10/chartex" xmlns:cx5="http://schemas.microsoft.com/office/drawing/2016/5/11/chartex" xmlns:cx6="http://schemas.microsoft.com/office/drawing/2016/5/12/chartex" xmlns:cx7="http://schemas.microsoft.com/office/drawing/2016/5/13/chartex" xmlns:cx8="http://schemas.microsoft.com/office/drawing/2016/5/14/chartex" xmlns:mc="http://schemas.openxmlformats.org/markup-compatibility/2006" xmlns:aink="http://schemas.microsoft.com/office/drawing/2016/ink" xmlns:am3d="http://schemas.microsoft.com/office/drawing/2017/model3d" xmlns:o="urn:schemas-microsoft-com:office:office" xmlns:oel="http://schemas.microsoft.com/office/2019/extlst" xmlns:r="http://schemas.openxmlformats.org/officeDocument/2006/relationships" xmlns:m="http://schemas.openxmlformats.org/officeDocument/2006/math" xmlns:v="urn:schemas-microsoft-com:vml" xmlns:wp14="http://schemas.microsoft.com/office/word/2010/wordprocessingDrawing" xmlns:wp="http://schemas.openxmlformats.org/drawingml/2006/wordprocessingDrawing" xmlns:w10="urn:schemas-microsoft-com:office:word" xmlns:w="http://schemas.openxmlformats.org/wordprocessingml/2006/main" xmlns:w14="http://schemas.microsoft.com/office/word/2010/wordml" xmlns:w15="http://schemas.microsoft.com/office/word/2012/wordml" xmlns:w16cex="http://schemas.microsoft.com/office/word/2018/wordml/cex" xmlns:w16cid="http://schemas.microsoft.com/office/word/2016/wordml/cid" xmlns:w16="http://schemas.microsoft.com/office/word/2018/wordml" xmlns:w16du="http://schemas.microsoft.com/office/word/2023/wordml/word16du" xmlns:w16sdtdh="http://schemas.microsoft.com/office/word/2020/wordml/sdtdatahash" xmlns:w16sdtfl="http://schemas.microsoft.com/office/word/2024/wordml/sdtformatlock" xmlns:w16se="http://schemas.microsoft.com/office/word/2015/wordml/symex" xmlns:wpg="http://schemas.microsoft.com/office/word/2010/wordprocessingGroup" xmlns:wpi="http://schemas.microsoft.com/office/word/2010/wordprocessingInk" xmlns:wne="http://schemas.microsoft.com/office/word/2006/wordml" xmlns:wps="http://schemas.microsoft.com/office/word/2010/wordprocessingShape" mc:Ignorable="w14 w15 w16se w16cid w16 w16cex w16sdtdh w16sdtfl w16du wp14">
   <w:body>
     <w:p>
+      <w:pPr>
+        <w:jc w:val="center"/>
+      </w:pPr>
       <w:r>
         <w:rPr>
           <w:noProof/>
@@ -291,6 +294,53 @@
       </w:tr>
     </w:tbl>
     <w:p/>
+    <w:p/>
+    <w:p>
+      <w:pPr>
+        <w:keepNext/>
+        <w:jc w:val="center"/>
+      </w:pPr>
+      <w:r>
+        <w:rPr>
+          <w:noProof/>
+        </w:rPr>
+        <w:drawing>
+          <wp:inline distT="0" distB="0" distL="0" distR="0" wp14:anchorId="1F610832" wp14:editId="51079DD3">
+            <wp:extent cx="624840" cy="394792"/>
+            <wp:effectExtent l="0" t="0" r="3810" b="5715"/>
+            <wp:docPr id="1313686793" name="Imagem 2" descr="EvadinLogo"/>
+            <wp:cNvGraphicFramePr>
+              <a:graphicFrameLocks xmlns:a="http://schemas.openxmlformats.org/drawingml/2006/main" noChangeAspect="1"/>
+            </wp:cNvGraphicFramePr>
+            <a:graphic xmlns:a="http://schemas.openxmlformats.org/drawingml/2006/main">
+              <a:graphicData uri="http://schemas.openxmlformats.org/drawingml/2006/picture">
+                <pic:pic xmlns:pic="http://schemas.openxmlformats.org/drawingml/2006/picture">
+                  <pic:nvPicPr>
+                    <pic:cNvPr id="1313686793" name="Imagem 2" descr="EvadinLogo"/>
+                    <pic:cNvPicPr/>
+                  </pic:nvPicPr>
+                  <pic:blipFill>
+                    <a:blip r:embed="rId6"/>
+                    <a:stretch>
+                      <a:fillRect/>
+                    </a:stretch>
+                  </pic:blipFill>
+                  <pic:spPr>
+                    <a:xfrm>
+                      <a:off x="0" y="0"/>
+                      <a:ext cx="637393" cy="402723"/>
+                    </a:xfrm>
+                    <a:prstGeom prst="rect">
+                      <a:avLst/>
+                    </a:prstGeom>
+                  </pic:spPr>
+                </pic:pic>
+              </a:graphicData>
+            </a:graphic>
+          </wp:inline>
+        </w:drawing>
+      </w:r>
+    </w:p>
     <w:sectPr>
       <w:pgSz w:w="12240" w:h="15840"/>
       <w:pgMar w:top="1440" w:right="1800" w:bottom="1440" w:left="1800" w:header="720" w:footer="720" w:gutter="0"/>
